--- a/npm/tests/fixtures/line-baselines.docx
+++ b/npm/tests/fixtures/line-baselines.docx
@@ -189,6 +189,42 @@
           <w:szCs w:val="22"/>
         </w:rPr>
         <w:t xml:space="preserve">raised</w:t>
+      </w:r>
+      <w:r>
+        <w:rPr>
+          <w:rFonts w:ascii="Calibri" w:hAnsi="Calibri" w:cs="Calibri"/>
+          <w:sz w:val="22"/>
+          <w:szCs w:val="22"/>
+        </w:rPr>
+        <w:t xml:space="preserve"> The quick brown fox jumps over the lazy dog while the editor counts every line. The quick brown fox jumps over the lazy dog while the editor counts every line. The quick brown fox jumps over the lazy dog while the editor counts every line. The quick brown fox jumps over the lazy dog while the editor counts every line. </w:t>
+      </w:r>
+    </w:p>
+    <w:p>
+      <w:pPr>
+        <w:pageBreakBefore/>
+        <w:spacing w:before="0" w:after="0" w:line="276" w:lineRule="auto"/>
+        <w:rPr>
+          <w:rFonts w:ascii="Calibri" w:hAnsi="Calibri" w:cs="Calibri"/>
+          <w:sz w:val="22"/>
+          <w:szCs w:val="22"/>
+        </w:rPr>
+      </w:pPr>
+      <w:r>
+        <w:rPr>
+          <w:rFonts w:ascii="Calibri" w:hAnsi="Calibri" w:cs="Calibri"/>
+          <w:sz w:val="22"/>
+          <w:szCs w:val="22"/>
+        </w:rPr>
+        <w:t xml:space="preserve">CASE7 </w:t>
+      </w:r>
+      <w:r>
+        <w:rPr>
+          <w:rFonts w:ascii="Calibri" w:hAnsi="Calibri" w:cs="Calibri"/>
+          <w:position w:val="-6"/>
+          <w:sz w:val="22"/>
+          <w:szCs w:val="22"/>
+        </w:rPr>
+        <w:t xml:space="preserve">lowered</w:t>
       </w:r>
       <w:r>
         <w:rPr>

--- a/npm/tests/fixtures/line-baselines.docx
+++ b/npm/tests/fixtures/line-baselines.docx
@@ -233,6 +233,96 @@
           <w:szCs w:val="22"/>
         </w:rPr>
         <w:t xml:space="preserve"> The quick brown fox jumps over the lazy dog while the editor counts every line. The quick brown fox jumps over the lazy dog while the editor counts every line. The quick brown fox jumps over the lazy dog while the editor counts every line. The quick brown fox jumps over the lazy dog while the editor counts every line. </w:t>
+      </w:r>
+    </w:p>
+    <w:p>
+      <w:pPr>
+        <w:pageBreakBefore/>
+        <w:spacing w:before="0" w:after="0" w:line="240" w:lineRule="auto"/>
+        <w:rPr>
+          <w:rFonts w:ascii="Calibri" w:hAnsi="Calibri" w:cs="Calibri"/>
+          <w:sz w:val="40"/>
+          <w:szCs w:val="40"/>
+        </w:rPr>
+      </w:pPr>
+      <w:r>
+        <w:rPr>
+          <w:rFonts w:ascii="Calibri" w:hAnsi="Calibri" w:cs="Calibri"/>
+          <w:sz w:val="20"/>
+          <w:szCs w:val="20"/>
+        </w:rPr>
+        <w:t xml:space="preserve">CASE8 </w:t>
+      </w:r>
+      <w:r>
+        <w:rPr>
+          <w:rFonts w:ascii="Calibri" w:hAnsi="Calibri" w:cs="Calibri"/>
+          <w:sz w:val="20"/>
+          <w:szCs w:val="20"/>
+        </w:rPr>
+        <w:t xml:space="preserve">The quick brown fox jumps over the lazy dog while the editor counts every line. The quick brown fox jumps over the lazy dog while the editor counts every line. The quick brown fox jumps over the lazy dog while the editor counts every line. The quick brown fox jumps over the lazy dog while the editor counts every line. </w:t>
+      </w:r>
+    </w:p>
+    <w:p>
+      <w:pPr>
+        <w:spacing w:before="0" w:after="0" w:line="240" w:lineRule="auto"/>
+        <w:rPr>
+          <w:rFonts w:ascii="Calibri" w:hAnsi="Calibri" w:cs="Calibri"/>
+          <w:sz w:val="20"/>
+          <w:szCs w:val="20"/>
+        </w:rPr>
+      </w:pPr>
+      <w:r>
+        <w:rPr>
+          <w:rFonts w:ascii="Calibri" w:hAnsi="Calibri" w:cs="Calibri"/>
+          <w:sz w:val="20"/>
+          <w:szCs w:val="20"/>
+        </w:rPr>
+        <w:t xml:space="preserve">AFTER8 The quick brown fox jumps over the lazy dog while the editor counts every line. </w:t>
+      </w:r>
+    </w:p>
+    <w:p>
+      <w:pPr>
+        <w:pageBreakBefore/>
+        <w:spacing w:before="0" w:after="0" w:line="276" w:lineRule="auto"/>
+        <w:rPr>
+          <w:rFonts w:ascii="Calibri" w:hAnsi="Calibri" w:cs="Calibri"/>
+          <w:sz w:val="40"/>
+          <w:szCs w:val="40"/>
+        </w:rPr>
+      </w:pPr>
+      <w:r>
+        <w:rPr>
+          <w:rFonts w:ascii="Calibri" w:hAnsi="Calibri" w:cs="Calibri"/>
+          <w:sz w:val="20"/>
+          <w:szCs w:val="20"/>
+        </w:rPr>
+        <w:t xml:space="preserve">CASE9 </w:t>
+      </w:r>
+      <w:r>
+        <w:rPr>
+          <w:rFonts w:ascii="Calibri" w:hAnsi="Calibri" w:cs="Calibri"/>
+          <w:sz w:val="20"/>
+          <w:szCs w:val="20"/>
+        </w:rPr>
+        <w:t xml:space="preserve">The quick brown fox jumps over the lazy dog while the editor counts every line. The quick brown fox jumps over the lazy dog while the editor counts every line. The quick brown fox jumps over the lazy dog while the editor counts every line. The quick brown fox jumps over the lazy dog while the editor counts every line. </w:t>
+      </w:r>
+    </w:p>
+    <w:p>
+      <w:pPr>
+        <w:spacing w:before="0" w:after="0" w:line="276" w:lineRule="auto"/>
+        <w:rPr>
+          <w:rFonts w:ascii="Calibri" w:hAnsi="Calibri" w:cs="Calibri"/>
+          <w:sz w:val="20"/>
+          <w:szCs w:val="20"/>
+        </w:rPr>
+      </w:pPr>
+      <w:r>
+        <w:rPr>
+          <w:rFonts w:ascii="Calibri" w:hAnsi="Calibri" w:cs="Calibri"/>
+          <w:sz w:val="20"/>
+          <w:szCs w:val="20"/>
+        </w:rPr>
+        <w:t xml:space="preserve">AFTER9 The quick brown fox jumps over the lazy dog while the editor counts every line. </w:t>
       </w:r>
     </w:p>
     <w:sectPr>
